--- a/Writing/Mistake_Writing.docx
+++ b/Writing/Mistake_Writing.docx
@@ -8966,78 +8966,688 @@
       <w:pPr>
         <w:numPr>
           <w:ilvl w:val="0"/>
-          <w:numId w:val="0"/>
+          <w:numId w:val="1"/>
         </w:numPr>
         <w:ind w:leftChars="0"/>
-      </w:pPr>
-    </w:p>
-    <w:p>
-      <w:pPr>
-        <w:numPr>
-          <w:ilvl w:val="0"/>
-          <w:numId w:val="0"/>
-        </w:numPr>
-        <w:ind w:leftChars="0"/>
-      </w:pPr>
-    </w:p>
-    <w:p>
-      <w:pPr>
-        <w:numPr>
-          <w:ilvl w:val="0"/>
-          <w:numId w:val="0"/>
-        </w:numPr>
-        <w:ind w:leftChars="0"/>
-      </w:pPr>
-    </w:p>
-    <w:p>
-      <w:pPr>
-        <w:numPr>
-          <w:ilvl w:val="0"/>
-          <w:numId w:val="0"/>
-        </w:numPr>
-        <w:ind w:leftChars="0"/>
-      </w:pPr>
-    </w:p>
-    <w:p>
-      <w:pPr>
-        <w:numPr>
-          <w:ilvl w:val="0"/>
-          <w:numId w:val="0"/>
-        </w:numPr>
-        <w:ind w:leftChars="0"/>
-      </w:pPr>
-    </w:p>
-    <w:p>
-      <w:pPr>
-        <w:numPr>
-          <w:ilvl w:val="0"/>
-          <w:numId w:val="0"/>
-        </w:numPr>
-        <w:ind w:leftChars="0"/>
-      </w:pPr>
-    </w:p>
-    <w:p>
-      <w:pPr>
-        <w:numPr>
-          <w:ilvl w:val="0"/>
-          <w:numId w:val="0"/>
-        </w:numPr>
-        <w:ind w:leftChars="0"/>
-      </w:pPr>
-    </w:p>
-    <w:p>
-      <w:pPr>
-        <w:numPr>
-          <w:ilvl w:val="0"/>
-          <w:numId w:val="0"/>
-        </w:numPr>
         <w:rPr>
           <w:rFonts w:hint="default"/>
           <w:lang w:val="en-US"/>
         </w:rPr>
       </w:pPr>
+      <w:r>
+        <w:rPr>
+          <w:rFonts w:hint="default"/>
+          <w:lang w:val="en-US"/>
+        </w:rPr>
+        <w:t>Climate change is affecting wealthy and impoverished countries.</w:t>
+      </w:r>
+    </w:p>
+    <w:p>
+      <w:pPr>
+        <w:numPr>
+          <w:ilvl w:val="0"/>
+          <w:numId w:val="1"/>
+        </w:numPr>
+        <w:ind w:leftChars="0"/>
+        <w:rPr>
+          <w:rFonts w:hint="default"/>
+          <w:lang w:val="en-US"/>
+        </w:rPr>
+      </w:pPr>
+      <w:r>
+        <w:rPr>
+          <w:rFonts w:hint="default"/>
+          <w:lang w:val="en-US"/>
+        </w:rPr>
+        <w:t>Burning fossil fuels rises a significant amount of greenhouse gases in the atmosphere.</w:t>
+      </w:r>
+    </w:p>
+    <w:p>
+      <w:pPr>
+        <w:numPr>
+          <w:ilvl w:val="0"/>
+          <w:numId w:val="1"/>
+        </w:numPr>
+        <w:ind w:leftChars="0"/>
+        <w:rPr>
+          <w:rFonts w:hint="default"/>
+          <w:lang w:val="en-US"/>
+        </w:rPr>
+      </w:pPr>
+      <w:r>
+        <w:rPr>
+          <w:rFonts w:hint="default"/>
+          <w:lang w:val="en-US"/>
+        </w:rPr>
+        <w:t>Air pollution harms people’s health and reduces our quality of life.</w:t>
+      </w:r>
+    </w:p>
+    <w:p>
+      <w:pPr>
+        <w:numPr>
+          <w:ilvl w:val="0"/>
+          <w:numId w:val="1"/>
+        </w:numPr>
+        <w:ind w:leftChars="0"/>
+        <w:rPr>
+          <w:rFonts w:hint="default"/>
+          <w:lang w:val="en-US"/>
+        </w:rPr>
+      </w:pPr>
+      <w:r>
+        <w:rPr>
+          <w:rFonts w:hint="default"/>
+          <w:lang w:val="en-US"/>
+        </w:rPr>
+        <w:t>The government should impose stricter emission standards on plants.</w:t>
+      </w:r>
+    </w:p>
+    <w:p>
+      <w:pPr>
+        <w:numPr>
+          <w:ilvl w:val="0"/>
+          <w:numId w:val="1"/>
+        </w:numPr>
+        <w:ind w:leftChars="0"/>
+        <w:rPr>
+          <w:rFonts w:hint="default"/>
+          <w:lang w:val="en-US"/>
+        </w:rPr>
+      </w:pPr>
+      <w:r>
+        <w:rPr>
+          <w:rFonts w:hint="default"/>
+          <w:lang w:val="en-US"/>
+        </w:rPr>
+        <w:t>Solar energy can mitigate dependence on imported fuels.</w:t>
+      </w:r>
+    </w:p>
+    <w:p>
+      <w:pPr>
+        <w:numPr>
+          <w:ilvl w:val="0"/>
+          <w:numId w:val="1"/>
+        </w:numPr>
+        <w:ind w:leftChars="0"/>
+        <w:rPr>
+          <w:rFonts w:hint="default"/>
+          <w:lang w:val="en-US"/>
+        </w:rPr>
+      </w:pPr>
+      <w:r>
+        <w:rPr>
+          <w:rFonts w:hint="default"/>
+          <w:lang w:val="en-US"/>
+        </w:rPr>
+        <w:t>Building a wind farm can affect some local habitats.</w:t>
+      </w:r>
+    </w:p>
+    <w:p>
+      <w:pPr>
+        <w:numPr>
+          <w:ilvl w:val="0"/>
+          <w:numId w:val="1"/>
+        </w:numPr>
+        <w:ind w:leftChars="0"/>
+        <w:rPr>
+          <w:rFonts w:hint="default"/>
+          <w:lang w:val="en-US"/>
+        </w:rPr>
+      </w:pPr>
+      <w:r>
+        <w:rPr>
+          <w:rFonts w:hint="default"/>
+          <w:lang w:val="en-US"/>
+        </w:rPr>
+        <w:t>Protecting biodiversity should be a priority in economic planning.</w:t>
+      </w:r>
+    </w:p>
+    <w:p>
+      <w:pPr>
+        <w:numPr>
+          <w:ilvl w:val="0"/>
+          <w:numId w:val="1"/>
+        </w:numPr>
+        <w:ind w:leftChars="0"/>
+        <w:rPr>
+          <w:rFonts w:hint="default"/>
+          <w:lang w:val="en-US"/>
+        </w:rPr>
+      </w:pPr>
+      <w:r>
+        <w:rPr>
+          <w:rFonts w:hint="default"/>
+          <w:lang w:val="en-US"/>
+        </w:rPr>
+        <w:t>Electric buses help cities lower noise and emissions.</w:t>
+      </w:r>
+    </w:p>
+    <w:p>
+      <w:pPr>
+        <w:numPr>
+          <w:ilvl w:val="0"/>
+          <w:numId w:val="1"/>
+        </w:numPr>
+        <w:ind w:leftChars="0"/>
+        <w:rPr>
+          <w:rFonts w:hint="default"/>
+          <w:lang w:val="en-US"/>
+        </w:rPr>
+      </w:pPr>
+      <w:r>
+        <w:rPr>
+          <w:rFonts w:hint="default"/>
+          <w:lang w:val="en-US"/>
+        </w:rPr>
+        <w:t>Households should repair their domestic appliances instead of “throwing away”/”disposing of” products that can still be used.</w:t>
+      </w:r>
+    </w:p>
+    <w:p>
+      <w:pPr>
+        <w:numPr>
+          <w:ilvl w:val="0"/>
+          <w:numId w:val="1"/>
+        </w:numPr>
+        <w:ind w:leftChars="0"/>
+        <w:rPr>
+          <w:rFonts w:hint="default"/>
+          <w:lang w:val="en-US"/>
+        </w:rPr>
+      </w:pPr>
+      <w:r>
+        <w:rPr>
+          <w:rFonts w:hint="default"/>
+          <w:lang w:val="en-US"/>
+        </w:rPr>
+        <w:t>Long-term economic development depends on the use of sustainable resources.</w:t>
+      </w:r>
+    </w:p>
+    <w:p>
+      <w:pPr>
+        <w:numPr>
+          <w:numId w:val="0"/>
+        </w:numPr>
+        <w:rPr>
+          <w:rFonts w:hint="default"/>
+          <w:lang w:val="en-US"/>
+        </w:rPr>
+      </w:pPr>
+    </w:p>
+    <w:p>
+      <w:pPr>
+        <w:numPr>
+          <w:numId w:val="0"/>
+        </w:numPr>
+        <w:rPr>
+          <w:rFonts w:hint="default"/>
+          <w:lang w:val="en-US"/>
+        </w:rPr>
+      </w:pPr>
+    </w:p>
+    <w:p>
+      <w:pPr>
+        <w:numPr>
+          <w:ilvl w:val="0"/>
+          <w:numId w:val="1"/>
+        </w:numPr>
+        <w:ind w:left="0" w:leftChars="0" w:firstLine="0" w:firstLineChars="0"/>
+        <w:rPr>
+          <w:rFonts w:hint="default"/>
+          <w:lang w:val="en-US"/>
+        </w:rPr>
+      </w:pPr>
+      <w:r>
+        <w:rPr>
+          <w:rFonts w:hint="default"/>
+          <w:lang w:val="en-US"/>
+        </w:rPr>
+        <w:t>When people’s income increases, their energy demand grows up as well, unless power-saving technologies are widely used.</w:t>
+      </w:r>
+    </w:p>
+    <w:p>
+      <w:pPr>
+        <w:numPr>
+          <w:ilvl w:val="0"/>
+          <w:numId w:val="1"/>
+        </w:numPr>
+        <w:ind w:left="0" w:leftChars="0" w:firstLine="0" w:firstLineChars="0"/>
+        <w:rPr>
+          <w:rFonts w:hint="default"/>
+          <w:lang w:val="en-US"/>
+        </w:rPr>
+      </w:pPr>
+      <w:r>
+        <w:rPr>
+          <w:rFonts w:hint="default"/>
+          <w:lang w:val="en-US"/>
+        </w:rPr>
+        <w:t>A large number of businesses continue to cause environmental pollution because waste treatment costs are higher than current penalties.</w:t>
+      </w:r>
+    </w:p>
+    <w:p>
+      <w:pPr>
+        <w:numPr>
+          <w:ilvl w:val="0"/>
+          <w:numId w:val="1"/>
+        </w:numPr>
+        <w:ind w:left="0" w:leftChars="0" w:firstLine="0" w:firstLineChars="0"/>
+        <w:rPr>
+          <w:rFonts w:hint="default"/>
+          <w:lang w:val="en-US"/>
+        </w:rPr>
+      </w:pPr>
+      <w:r>
+        <w:rPr>
+          <w:rFonts w:hint="default"/>
+          <w:lang w:val="en-US"/>
+        </w:rPr>
+        <w:t>Deforestation not only releases carbon but also weakens the integrity of ecosystem.</w:t>
+      </w:r>
+    </w:p>
+    <w:p>
+      <w:pPr>
+        <w:numPr>
+          <w:ilvl w:val="0"/>
+          <w:numId w:val="1"/>
+        </w:numPr>
+        <w:ind w:left="0" w:leftChars="0" w:firstLine="0" w:firstLineChars="0"/>
+        <w:rPr>
+          <w:rFonts w:hint="default"/>
+          <w:lang w:val="en-US"/>
+        </w:rPr>
+      </w:pPr>
+      <w:r>
+        <w:rPr>
+          <w:rFonts w:hint="default"/>
+          <w:lang w:val="en-US"/>
+        </w:rPr>
+        <w:t>Investing in energy efficience is generally less expensive than building additional power plants.</w:t>
+      </w:r>
+    </w:p>
+    <w:p>
+      <w:pPr>
+        <w:numPr>
+          <w:ilvl w:val="0"/>
+          <w:numId w:val="1"/>
+        </w:numPr>
+        <w:ind w:left="0" w:leftChars="0" w:firstLine="0" w:firstLineChars="0"/>
+        <w:rPr>
+          <w:rFonts w:hint="default"/>
+          <w:lang w:val="en-US"/>
+        </w:rPr>
+      </w:pPr>
+      <w:r>
+        <w:rPr>
+          <w:rFonts w:hint="default"/>
+          <w:lang w:val="en-US"/>
+        </w:rPr>
+        <w:t>The local government can provide financial incentives to encourage homeowners to install solar panels.</w:t>
+      </w:r>
+    </w:p>
+    <w:p>
+      <w:pPr>
+        <w:numPr>
+          <w:ilvl w:val="0"/>
+          <w:numId w:val="1"/>
+        </w:numPr>
+        <w:ind w:left="0" w:leftChars="0" w:firstLine="0" w:firstLineChars="0"/>
+        <w:rPr>
+          <w:rFonts w:hint="default"/>
+          <w:lang w:val="en-US"/>
+        </w:rPr>
+      </w:pPr>
+      <w:r>
+        <w:rPr>
+          <w:rFonts w:hint="default"/>
+          <w:lang w:val="en-US"/>
+        </w:rPr>
+        <w:t>If public transportation is more reliable, citizens will depend less on private cars.</w:t>
+      </w:r>
+    </w:p>
+    <w:p>
+      <w:pPr>
+        <w:numPr>
+          <w:ilvl w:val="0"/>
+          <w:numId w:val="1"/>
+        </w:numPr>
+        <w:ind w:left="0" w:leftChars="0" w:firstLine="0" w:firstLineChars="0"/>
+        <w:rPr>
+          <w:rFonts w:hint="default"/>
+          <w:lang w:val="en-US"/>
+        </w:rPr>
+      </w:pPr>
+      <w:r>
+        <w:rPr>
+          <w:rFonts w:hint="default"/>
+          <w:lang w:val="en-US"/>
+        </w:rPr>
+        <w:t>Carbon taxes can put substantial pressure on low-income households if the government do not return part of their revenue.</w:t>
+      </w:r>
+    </w:p>
+    <w:p>
+      <w:pPr>
+        <w:numPr>
+          <w:ilvl w:val="0"/>
+          <w:numId w:val="1"/>
+        </w:numPr>
+        <w:ind w:left="0" w:leftChars="0" w:firstLine="0" w:firstLineChars="0"/>
+        <w:rPr>
+          <w:rFonts w:hint="default"/>
+          <w:lang w:val="en-US"/>
+        </w:rPr>
+      </w:pPr>
+      <w:r>
+        <w:rPr>
+          <w:rFonts w:hint="default"/>
+          <w:lang w:val="en-US"/>
+        </w:rPr>
+        <w:t>Companies which cause serious environmental pollution must bear the costs of environmental restoration instead of shifting burdens on taxpayers.</w:t>
+      </w:r>
+    </w:p>
+    <w:p>
+      <w:pPr>
+        <w:numPr>
+          <w:ilvl w:val="0"/>
+          <w:numId w:val="1"/>
+        </w:numPr>
+        <w:ind w:left="0" w:leftChars="0" w:firstLine="0" w:firstLineChars="0"/>
+        <w:rPr>
+          <w:rFonts w:hint="default"/>
+          <w:lang w:val="en-US"/>
+        </w:rPr>
+      </w:pPr>
+      <w:r>
+        <w:rPr>
+          <w:rFonts w:hint="default"/>
+          <w:lang w:val="en-US"/>
+        </w:rPr>
+        <w:t>A city can reuse treated wastewater to water parks during the dry season.</w:t>
+      </w:r>
+    </w:p>
+    <w:p>
+      <w:pPr>
+        <w:numPr>
+          <w:ilvl w:val="0"/>
+          <w:numId w:val="1"/>
+        </w:numPr>
+        <w:ind w:left="0" w:leftChars="0" w:firstLine="0" w:firstLineChars="0"/>
+        <w:rPr>
+          <w:rFonts w:hint="default"/>
+          <w:lang w:val="en-US"/>
+        </w:rPr>
+      </w:pPr>
+      <w:r>
+        <w:rPr>
+          <w:rFonts w:hint="default"/>
+          <w:lang w:val="en-US"/>
+        </w:rPr>
+        <w:t>Environmental education should help students to evaluate the consequences of daily consumer habits.</w:t>
+      </w:r>
+    </w:p>
+    <w:p>
+      <w:pPr>
+        <w:numPr>
+          <w:numId w:val="0"/>
+        </w:numPr>
+        <w:ind w:leftChars="0"/>
+        <w:rPr>
+          <w:rFonts w:hint="default"/>
+          <w:lang w:val="en-US"/>
+        </w:rPr>
+      </w:pPr>
+    </w:p>
+    <w:p>
+      <w:pPr>
+        <w:numPr>
+          <w:numId w:val="0"/>
+        </w:numPr>
+        <w:ind w:leftChars="0"/>
+        <w:rPr>
+          <w:rFonts w:hint="default"/>
+          <w:lang w:val="en-US"/>
+        </w:rPr>
+      </w:pPr>
+    </w:p>
+    <w:p>
+      <w:pPr>
+        <w:numPr>
+          <w:ilvl w:val="0"/>
+          <w:numId w:val="1"/>
+        </w:numPr>
+        <w:ind w:left="0" w:leftChars="0" w:firstLine="0" w:firstLineChars="0"/>
+        <w:rPr>
+          <w:rFonts w:hint="default"/>
+          <w:lang w:val="en-US"/>
+        </w:rPr>
+      </w:pPr>
+      <w:r>
+        <w:rPr>
+          <w:rFonts w:hint="default"/>
+          <w:lang w:val="en-US"/>
+        </w:rPr>
+        <w:t>Although the transition to renewable energy requires a substantial investment, its long-term benefits for public health and energy security can outweigh the initial costs.</w:t>
+      </w:r>
+    </w:p>
+    <w:p>
+      <w:pPr>
+        <w:numPr>
+          <w:ilvl w:val="0"/>
+          <w:numId w:val="1"/>
+        </w:numPr>
+        <w:ind w:left="0" w:leftChars="0" w:firstLine="0" w:firstLineChars="0"/>
+        <w:rPr>
+          <w:rFonts w:hint="default"/>
+          <w:lang w:val="en-US"/>
+        </w:rPr>
+      </w:pPr>
+      <w:r>
+        <w:rPr>
+          <w:rFonts w:hint="default"/>
+          <w:lang w:val="en-US"/>
+        </w:rPr>
+        <w:t>While some people argue that individual choices create a negligible impact, millions of consumption decisions can shape business strategies.</w:t>
+      </w:r>
+    </w:p>
+    <w:p>
+      <w:pPr>
+        <w:numPr>
+          <w:ilvl w:val="0"/>
+          <w:numId w:val="1"/>
+        </w:numPr>
+        <w:ind w:left="0" w:leftChars="0" w:firstLine="0" w:firstLineChars="0"/>
+        <w:rPr>
+          <w:rFonts w:hint="default"/>
+          <w:lang w:val="en-US"/>
+        </w:rPr>
+      </w:pPr>
+      <w:r>
+        <w:rPr>
+          <w:rFonts w:hint="default"/>
+          <w:lang w:val="en-US"/>
+        </w:rPr>
+        <w:t>A reason why deforestation remains prevalent is the short-term profits from land exploitation which are prioritised over the long-term value of forests.</w:t>
+      </w:r>
+    </w:p>
+    <w:p>
+      <w:pPr>
+        <w:numPr>
+          <w:ilvl w:val="0"/>
+          <w:numId w:val="1"/>
+        </w:numPr>
+        <w:ind w:left="0" w:leftChars="0" w:firstLine="0" w:firstLineChars="0"/>
+        <w:rPr>
+          <w:rFonts w:hint="default"/>
+          <w:lang w:val="en-US"/>
+        </w:rPr>
+      </w:pPr>
+      <w:r>
+        <w:rPr>
+          <w:rFonts w:hint="default"/>
+          <w:lang w:val="en-US"/>
+        </w:rPr>
+        <w:t>When wetlands are filled and levelled, coastal communities not only lose breeding ground of ample kinds of animals but also be more easily flooded.</w:t>
+      </w:r>
+    </w:p>
+    <w:p>
+      <w:pPr>
+        <w:numPr>
+          <w:ilvl w:val="0"/>
+          <w:numId w:val="1"/>
+        </w:numPr>
+        <w:ind w:left="0" w:leftChars="0" w:firstLine="0" w:firstLineChars="0"/>
+        <w:rPr>
+          <w:rFonts w:hint="default"/>
+          <w:lang w:val="en-US"/>
+        </w:rPr>
+      </w:pPr>
+      <w:r>
+        <w:rPr>
+          <w:rFonts w:hint="default"/>
+          <w:lang w:val="en-US"/>
+        </w:rPr>
+        <w:t>The government should provide subsidies of green technology only when enterprises can prove that the grant can create measurable emission reduction.</w:t>
+      </w:r>
+    </w:p>
+    <w:p>
+      <w:pPr>
+        <w:numPr>
+          <w:ilvl w:val="0"/>
+          <w:numId w:val="1"/>
+        </w:numPr>
+        <w:ind w:left="0" w:leftChars="0" w:firstLine="0" w:firstLineChars="0"/>
+        <w:rPr>
+          <w:rFonts w:hint="default"/>
+          <w:lang w:val="en-US"/>
+        </w:rPr>
+      </w:pPr>
+      <w:r>
+        <w:rPr>
+          <w:rFonts w:hint="default"/>
+          <w:lang w:val="en-US"/>
+        </w:rPr>
+        <w:t>Compared to expanding road transportation, developing the railway network is often a more sustainable solution for interprovincial trip needs.</w:t>
+      </w:r>
+    </w:p>
+    <w:p>
+      <w:pPr>
+        <w:numPr>
+          <w:ilvl w:val="0"/>
+          <w:numId w:val="1"/>
+        </w:numPr>
+        <w:ind w:left="0" w:leftChars="0" w:firstLine="0" w:firstLineChars="0"/>
+        <w:rPr>
+          <w:rFonts w:hint="default"/>
+          <w:lang w:val="en-US"/>
+        </w:rPr>
+      </w:pPr>
+      <w:r>
+        <w:rPr>
+          <w:rFonts w:hint="default"/>
+          <w:lang w:val="en-US"/>
+        </w:rPr>
+        <w:t>We cannot require developing countries give up growth if wealthy countries do not share clean technology and provide appropriate financial support.</w:t>
+      </w:r>
+    </w:p>
+    <w:p>
+      <w:pPr>
+        <w:numPr>
+          <w:ilvl w:val="0"/>
+          <w:numId w:val="1"/>
+        </w:numPr>
+        <w:ind w:left="0" w:leftChars="0" w:firstLine="0" w:firstLineChars="0"/>
+        <w:rPr>
+          <w:rFonts w:hint="default"/>
+          <w:lang w:val="en-US"/>
+        </w:rPr>
+      </w:pPr>
+      <w:r>
+        <w:rPr>
+          <w:rFonts w:hint="default"/>
+          <w:lang w:val="en-US"/>
+        </w:rPr>
+        <w:t>If an industrial zone shares a wastewater treatment system, the costs of each business can reduce while environmental standards are improved.</w:t>
+      </w:r>
+    </w:p>
+    <w:p>
+      <w:pPr>
+        <w:numPr>
+          <w:ilvl w:val="0"/>
+          <w:numId w:val="1"/>
+        </w:numPr>
+        <w:ind w:left="0" w:leftChars="0" w:firstLine="0" w:firstLineChars="0"/>
+        <w:rPr>
+          <w:rFonts w:hint="default"/>
+          <w:lang w:val="en-US"/>
+        </w:rPr>
+      </w:pPr>
+      <w:r>
+        <w:rPr>
+          <w:rFonts w:hint="default"/>
+          <w:lang w:val="en-US"/>
+        </w:rPr>
+        <w:t>To avoid merely symbolic polices, the regulatory authority needs to disclose data transparently, conduct independent inspection and penalize incorrect reporting.</w:t>
+      </w:r>
+    </w:p>
+    <w:p>
+      <w:pPr>
+        <w:numPr>
+          <w:ilvl w:val="0"/>
+          <w:numId w:val="1"/>
+        </w:numPr>
+        <w:ind w:left="0" w:leftChars="0" w:firstLine="0" w:firstLineChars="0"/>
+        <w:rPr>
+          <w:rFonts w:hint="default"/>
+          <w:lang w:val="en-US"/>
+        </w:rPr>
+      </w:pPr>
+      <w:r>
+        <w:rPr>
+          <w:rFonts w:hint="default"/>
+          <w:lang w:val="en-US"/>
+        </w:rPr>
+        <w:t>Ultimately, a feasible climate strategy must balance among imperative about environment, affordability and development demand.</w:t>
+      </w:r>
       <w:bookmarkStart w:id="0" w:name="_GoBack"/>
       <w:bookmarkEnd w:id="0"/>
+    </w:p>
+    <w:p>
+      <w:pPr>
+        <w:numPr>
+          <w:ilvl w:val="0"/>
+          <w:numId w:val="0"/>
+        </w:numPr>
+        <w:ind w:leftChars="0"/>
+      </w:pPr>
+    </w:p>
+    <w:p>
+      <w:pPr>
+        <w:numPr>
+          <w:ilvl w:val="0"/>
+          <w:numId w:val="0"/>
+        </w:numPr>
+        <w:ind w:leftChars="0"/>
+      </w:pPr>
+    </w:p>
+    <w:p>
+      <w:pPr>
+        <w:numPr>
+          <w:ilvl w:val="0"/>
+          <w:numId w:val="0"/>
+        </w:numPr>
+        <w:ind w:leftChars="0"/>
+      </w:pPr>
+    </w:p>
+    <w:p>
+      <w:pPr>
+        <w:numPr>
+          <w:ilvl w:val="0"/>
+          <w:numId w:val="0"/>
+        </w:numPr>
+        <w:rPr>
+          <w:rFonts w:hint="default"/>
+          <w:lang w:val="en-US"/>
+        </w:rPr>
+      </w:pPr>
     </w:p>
     <w:sectPr>
       <w:pgSz w:w="11906" w:h="16838"/>
@@ -9047,6 +9657,26 @@
     </w:sectPr>
   </w:body>
 </w:document>
+</file>
+
+<file path=word/numbering.xml><?xml version="1.0" encoding="utf-8"?>
+<w:numbering xmlns:wpc="http://schemas.microsoft.com/office/word/2010/wordprocessingCanvas" xmlns:mc="http://schemas.openxmlformats.org/markup-compatibility/2006" xmlns:o="urn:schemas-microsoft-com:office:office" xmlns:r="http://schemas.openxmlformats.org/officeDocument/2006/relationships" xmlns:m="http://schemas.openxmlformats.org/officeDocument/2006/math" xmlns:v="urn:schemas-microsoft-com:vml" xmlns:wp14="http://schemas.microsoft.com/office/word/2010/wordprocessingDrawing" xmlns:wp="http://schemas.openxmlformats.org/drawingml/2006/wordprocessingDrawing" xmlns:w10="urn:schemas-microsoft-com:office:word" xmlns:w="http://schemas.openxmlformats.org/wordprocessingml/2006/main" xmlns:w14="http://schemas.microsoft.com/office/word/2010/wordml" xmlns:wpg="http://schemas.microsoft.com/office/word/2010/wordprocessingGroup" xmlns:wpi="http://schemas.microsoft.com/office/word/2010/wordprocessingInk" xmlns:wne="http://schemas.microsoft.com/office/word/2006/wordml" xmlns:wps="http://schemas.microsoft.com/office/word/2010/wordprocessingShape" xmlns:wpsCustomData="http://www.wps.cn/officeDocument/2013/wpsCustomData" mc:Ignorable="w14 wp14">
+  <w:abstractNum w:abstractNumId="0">
+    <w:nsid w:val="92652890"/>
+    <w:multiLevelType w:val="singleLevel"/>
+    <w:tmpl w:val="92652890"/>
+    <w:lvl w:ilvl="0" w:tentative="0">
+      <w:start w:val="1"/>
+      <w:numFmt w:val="decimal"/>
+      <w:suff w:val="space"/>
+      <w:lvlText w:val="%1."/>
+      <w:lvlJc w:val="left"/>
+    </w:lvl>
+  </w:abstractNum>
+  <w:num w:numId="1">
+    <w:abstractNumId w:val="0"/>
+  </w:num>
+</w:numbering>
 </file>
 
 <file path=word/styles.xml><?xml version="1.0" encoding="utf-8"?>

--- a/Writing/Mistake_Writing.docx
+++ b/Writing/Mistake_Writing.docx
@@ -8966,9 +8966,8 @@
       <w:pPr>
         <w:numPr>
           <w:ilvl w:val="0"/>
-          <w:numId w:val="1"/>
-        </w:numPr>
-        <w:ind w:leftChars="0"/>
+          <w:numId w:val="0"/>
+        </w:numPr>
         <w:rPr>
           <w:rFonts w:hint="default"/>
           <w:lang w:val="en-US"/>
@@ -8979,48 +8978,56 @@
           <w:rFonts w:hint="default"/>
           <w:lang w:val="en-US"/>
         </w:rPr>
-        <w:t>Climate change is affecting wealthy and impoverished countries.</w:t>
-      </w:r>
-    </w:p>
-    <w:p>
-      <w:pPr>
-        <w:numPr>
-          <w:ilvl w:val="0"/>
-          <w:numId w:val="1"/>
-        </w:numPr>
-        <w:ind w:leftChars="0"/>
+        <w:t>Urban air pollution cannot be addressed simply by requiring citizens to drive less. A large number of people use cars because the bus network is slow, crowded and unreliable. If authorities invest in fast bus routes with reasonable fares, commuters will have a more practical alternative. For instance,  dedicated bus lanes can help buses avoid traffic congestion during peak hours. Therefore, improving public infrastructure should come before measures restricting the use of</w:t>
+      </w:r>
+      <w:bookmarkStart w:id="0" w:name="_GoBack"/>
+      <w:bookmarkEnd w:id="0"/>
+      <w:r>
         <w:rPr>
           <w:rFonts w:hint="default"/>
           <w:lang w:val="en-US"/>
         </w:rPr>
-      </w:pPr>
-      <w:r>
+        <w:t xml:space="preserve"> private vehicles.</w:t>
+      </w:r>
+    </w:p>
+    <w:p>
+      <w:pPr>
+        <w:numPr>
+          <w:ilvl w:val="0"/>
+          <w:numId w:val="0"/>
+        </w:numPr>
         <w:rPr>
           <w:rFonts w:hint="default"/>
           <w:lang w:val="en-US"/>
         </w:rPr>
-        <w:t>Burning fossil fuels rises a significant amount of greenhouse gases in the atmosphere.</w:t>
-      </w:r>
-    </w:p>
-    <w:p>
-      <w:pPr>
-        <w:numPr>
-          <w:ilvl w:val="0"/>
-          <w:numId w:val="1"/>
-        </w:numPr>
-        <w:ind w:leftChars="0"/>
+      </w:pPr>
+    </w:p>
+    <w:p>
+      <w:pPr>
+        <w:numPr>
+          <w:ilvl w:val="0"/>
+          <w:numId w:val="0"/>
+        </w:numPr>
+        <w:pBdr>
+          <w:bottom w:val="single" w:color="auto" w:sz="4" w:space="0"/>
+        </w:pBdr>
         <w:rPr>
           <w:rFonts w:hint="default"/>
           <w:lang w:val="en-US"/>
         </w:rPr>
       </w:pPr>
-      <w:r>
+    </w:p>
+    <w:p>
+      <w:pPr>
+        <w:numPr>
+          <w:ilvl w:val="0"/>
+          <w:numId w:val="0"/>
+        </w:numPr>
         <w:rPr>
           <w:rFonts w:hint="default"/>
           <w:lang w:val="en-US"/>
         </w:rPr>
-        <w:t>Air pollution harms people’s health and reduces our quality of life.</w:t>
-      </w:r>
+      </w:pPr>
     </w:p>
     <w:p>
       <w:pPr>
@@ -9028,7 +9035,6 @@
           <w:ilvl w:val="0"/>
           <w:numId w:val="1"/>
         </w:numPr>
-        <w:ind w:leftChars="0"/>
         <w:rPr>
           <w:rFonts w:hint="default"/>
           <w:lang w:val="en-US"/>
@@ -9039,156 +9045,56 @@
           <w:rFonts w:hint="default"/>
           <w:lang w:val="en-US"/>
         </w:rPr>
-        <w:t>The government should impose stricter emission standards on plants.</w:t>
-      </w:r>
-    </w:p>
-    <w:p>
-      <w:pPr>
-        <w:numPr>
-          <w:ilvl w:val="0"/>
-          <w:numId w:val="1"/>
-        </w:numPr>
-        <w:ind w:leftChars="0"/>
+        <w:t>Many factories use old equipment, but these obsolete equipment consume a substantial amount of energy. Therefore, the government should provide loans for those factories to upgrade them.</w:t>
+      </w:r>
+    </w:p>
+    <w:p>
+      <w:pPr>
+        <w:numPr>
+          <w:ilvl w:val="0"/>
+          <w:numId w:val="0"/>
+        </w:numPr>
         <w:rPr>
           <w:rFonts w:hint="default"/>
           <w:lang w:val="en-US"/>
         </w:rPr>
       </w:pPr>
-      <w:r>
+    </w:p>
+    <w:p>
+      <w:pPr>
+        <w:numPr>
+          <w:ilvl w:val="0"/>
+          <w:numId w:val="2"/>
+        </w:numPr>
         <w:rPr>
           <w:rFonts w:hint="default"/>
           <w:lang w:val="en-US"/>
         </w:rPr>
-        <w:t>Solar energy can mitigate dependence on imported fuels.</w:t>
-      </w:r>
-    </w:p>
-    <w:p>
-      <w:pPr>
-        <w:numPr>
-          <w:ilvl w:val="0"/>
-          <w:numId w:val="1"/>
-        </w:numPr>
-        <w:ind w:leftChars="0"/>
+      </w:pPr>
+      <w:r>
         <w:rPr>
           <w:rFonts w:hint="default"/>
           <w:lang w:val="en-US"/>
         </w:rPr>
-      </w:pPr>
-      <w:r>
+        <w:t>Although plastic bags are immensely convenient, they remain in the environment for a long time. Therefore, several countries tax single-use plastic bags heavily.</w:t>
+      </w:r>
+    </w:p>
+    <w:p>
+      <w:pPr>
+        <w:numPr>
+          <w:numId w:val="0"/>
+        </w:numPr>
         <w:rPr>
           <w:rFonts w:hint="default"/>
           <w:lang w:val="en-US"/>
         </w:rPr>
-        <w:t>Building a wind farm can affect some local habitats.</w:t>
-      </w:r>
-    </w:p>
-    <w:p>
-      <w:pPr>
-        <w:numPr>
-          <w:ilvl w:val="0"/>
-          <w:numId w:val="1"/>
-        </w:numPr>
-        <w:ind w:leftChars="0"/>
-        <w:rPr>
-          <w:rFonts w:hint="default"/>
-          <w:lang w:val="en-US"/>
-        </w:rPr>
-      </w:pPr>
-      <w:r>
-        <w:rPr>
-          <w:rFonts w:hint="default"/>
-          <w:lang w:val="en-US"/>
-        </w:rPr>
-        <w:t>Protecting biodiversity should be a priority in economic planning.</w:t>
-      </w:r>
-    </w:p>
-    <w:p>
-      <w:pPr>
-        <w:numPr>
-          <w:ilvl w:val="0"/>
-          <w:numId w:val="1"/>
-        </w:numPr>
-        <w:ind w:leftChars="0"/>
-        <w:rPr>
-          <w:rFonts w:hint="default"/>
-          <w:lang w:val="en-US"/>
-        </w:rPr>
-      </w:pPr>
-      <w:r>
-        <w:rPr>
-          <w:rFonts w:hint="default"/>
-          <w:lang w:val="en-US"/>
-        </w:rPr>
-        <w:t>Electric buses help cities lower noise and emissions.</w:t>
-      </w:r>
-    </w:p>
-    <w:p>
-      <w:pPr>
-        <w:numPr>
-          <w:ilvl w:val="0"/>
-          <w:numId w:val="1"/>
-        </w:numPr>
-        <w:ind w:leftChars="0"/>
-        <w:rPr>
-          <w:rFonts w:hint="default"/>
-          <w:lang w:val="en-US"/>
-        </w:rPr>
-      </w:pPr>
-      <w:r>
-        <w:rPr>
-          <w:rFonts w:hint="default"/>
-          <w:lang w:val="en-US"/>
-        </w:rPr>
-        <w:t>Households should repair their domestic appliances instead of “throwing away”/”disposing of” products that can still be used.</w:t>
-      </w:r>
-    </w:p>
-    <w:p>
-      <w:pPr>
-        <w:numPr>
-          <w:ilvl w:val="0"/>
-          <w:numId w:val="1"/>
-        </w:numPr>
-        <w:ind w:leftChars="0"/>
-        <w:rPr>
-          <w:rFonts w:hint="default"/>
-          <w:lang w:val="en-US"/>
-        </w:rPr>
-      </w:pPr>
-      <w:r>
-        <w:rPr>
-          <w:rFonts w:hint="default"/>
-          <w:lang w:val="en-US"/>
-        </w:rPr>
-        <w:t>Long-term economic development depends on the use of sustainable resources.</w:t>
-      </w:r>
-    </w:p>
-    <w:p>
-      <w:pPr>
-        <w:numPr>
-          <w:numId w:val="0"/>
-        </w:numPr>
-        <w:rPr>
-          <w:rFonts w:hint="default"/>
-          <w:lang w:val="en-US"/>
-        </w:rPr>
-      </w:pPr>
-    </w:p>
-    <w:p>
-      <w:pPr>
-        <w:numPr>
-          <w:numId w:val="0"/>
-        </w:numPr>
-        <w:rPr>
-          <w:rFonts w:hint="default"/>
-          <w:lang w:val="en-US"/>
-        </w:rPr>
-      </w:pPr>
-    </w:p>
-    <w:p>
-      <w:pPr>
-        <w:numPr>
-          <w:ilvl w:val="0"/>
-          <w:numId w:val="1"/>
+      </w:pPr>
+    </w:p>
+    <w:p>
+      <w:pPr>
+        <w:numPr>
+          <w:ilvl w:val="0"/>
+          <w:numId w:val="2"/>
         </w:numPr>
         <w:ind w:left="0" w:leftChars="0" w:firstLine="0" w:firstLineChars="0"/>
         <w:rPr>
@@ -9201,453 +9107,8 @@
           <w:rFonts w:hint="default"/>
           <w:lang w:val="en-US"/>
         </w:rPr>
-        <w:t>When people’s income increases, their energy demand grows up as well, unless power-saving technologies are widely used.</w:t>
-      </w:r>
-    </w:p>
-    <w:p>
-      <w:pPr>
-        <w:numPr>
-          <w:ilvl w:val="0"/>
-          <w:numId w:val="1"/>
-        </w:numPr>
-        <w:ind w:left="0" w:leftChars="0" w:firstLine="0" w:firstLineChars="0"/>
-        <w:rPr>
-          <w:rFonts w:hint="default"/>
-          <w:lang w:val="en-US"/>
-        </w:rPr>
-      </w:pPr>
-      <w:r>
-        <w:rPr>
-          <w:rFonts w:hint="default"/>
-          <w:lang w:val="en-US"/>
-        </w:rPr>
-        <w:t>A large number of businesses continue to cause environmental pollution because waste treatment costs are higher than current penalties.</w:t>
-      </w:r>
-    </w:p>
-    <w:p>
-      <w:pPr>
-        <w:numPr>
-          <w:ilvl w:val="0"/>
-          <w:numId w:val="1"/>
-        </w:numPr>
-        <w:ind w:left="0" w:leftChars="0" w:firstLine="0" w:firstLineChars="0"/>
-        <w:rPr>
-          <w:rFonts w:hint="default"/>
-          <w:lang w:val="en-US"/>
-        </w:rPr>
-      </w:pPr>
-      <w:r>
-        <w:rPr>
-          <w:rFonts w:hint="default"/>
-          <w:lang w:val="en-US"/>
-        </w:rPr>
-        <w:t>Deforestation not only releases carbon but also weakens the integrity of ecosystem.</w:t>
-      </w:r>
-    </w:p>
-    <w:p>
-      <w:pPr>
-        <w:numPr>
-          <w:ilvl w:val="0"/>
-          <w:numId w:val="1"/>
-        </w:numPr>
-        <w:ind w:left="0" w:leftChars="0" w:firstLine="0" w:firstLineChars="0"/>
-        <w:rPr>
-          <w:rFonts w:hint="default"/>
-          <w:lang w:val="en-US"/>
-        </w:rPr>
-      </w:pPr>
-      <w:r>
-        <w:rPr>
-          <w:rFonts w:hint="default"/>
-          <w:lang w:val="en-US"/>
-        </w:rPr>
-        <w:t>Investing in energy efficience is generally less expensive than building additional power plants.</w:t>
-      </w:r>
-    </w:p>
-    <w:p>
-      <w:pPr>
-        <w:numPr>
-          <w:ilvl w:val="0"/>
-          <w:numId w:val="1"/>
-        </w:numPr>
-        <w:ind w:left="0" w:leftChars="0" w:firstLine="0" w:firstLineChars="0"/>
-        <w:rPr>
-          <w:rFonts w:hint="default"/>
-          <w:lang w:val="en-US"/>
-        </w:rPr>
-      </w:pPr>
-      <w:r>
-        <w:rPr>
-          <w:rFonts w:hint="default"/>
-          <w:lang w:val="en-US"/>
-        </w:rPr>
-        <w:t>The local government can provide financial incentives to encourage homeowners to install solar panels.</w:t>
-      </w:r>
-    </w:p>
-    <w:p>
-      <w:pPr>
-        <w:numPr>
-          <w:ilvl w:val="0"/>
-          <w:numId w:val="1"/>
-        </w:numPr>
-        <w:ind w:left="0" w:leftChars="0" w:firstLine="0" w:firstLineChars="0"/>
-        <w:rPr>
-          <w:rFonts w:hint="default"/>
-          <w:lang w:val="en-US"/>
-        </w:rPr>
-      </w:pPr>
-      <w:r>
-        <w:rPr>
-          <w:rFonts w:hint="default"/>
-          <w:lang w:val="en-US"/>
-        </w:rPr>
-        <w:t>If public transportation is more reliable, citizens will depend less on private cars.</w:t>
-      </w:r>
-    </w:p>
-    <w:p>
-      <w:pPr>
-        <w:numPr>
-          <w:ilvl w:val="0"/>
-          <w:numId w:val="1"/>
-        </w:numPr>
-        <w:ind w:left="0" w:leftChars="0" w:firstLine="0" w:firstLineChars="0"/>
-        <w:rPr>
-          <w:rFonts w:hint="default"/>
-          <w:lang w:val="en-US"/>
-        </w:rPr>
-      </w:pPr>
-      <w:r>
-        <w:rPr>
-          <w:rFonts w:hint="default"/>
-          <w:lang w:val="en-US"/>
-        </w:rPr>
-        <w:t>Carbon taxes can put substantial pressure on low-income households if the government do not return part of their revenue.</w:t>
-      </w:r>
-    </w:p>
-    <w:p>
-      <w:pPr>
-        <w:numPr>
-          <w:ilvl w:val="0"/>
-          <w:numId w:val="1"/>
-        </w:numPr>
-        <w:ind w:left="0" w:leftChars="0" w:firstLine="0" w:firstLineChars="0"/>
-        <w:rPr>
-          <w:rFonts w:hint="default"/>
-          <w:lang w:val="en-US"/>
-        </w:rPr>
-      </w:pPr>
-      <w:r>
-        <w:rPr>
-          <w:rFonts w:hint="default"/>
-          <w:lang w:val="en-US"/>
-        </w:rPr>
-        <w:t>Companies which cause serious environmental pollution must bear the costs of environmental restoration instead of shifting burdens on taxpayers.</w:t>
-      </w:r>
-    </w:p>
-    <w:p>
-      <w:pPr>
-        <w:numPr>
-          <w:ilvl w:val="0"/>
-          <w:numId w:val="1"/>
-        </w:numPr>
-        <w:ind w:left="0" w:leftChars="0" w:firstLine="0" w:firstLineChars="0"/>
-        <w:rPr>
-          <w:rFonts w:hint="default"/>
-          <w:lang w:val="en-US"/>
-        </w:rPr>
-      </w:pPr>
-      <w:r>
-        <w:rPr>
-          <w:rFonts w:hint="default"/>
-          <w:lang w:val="en-US"/>
-        </w:rPr>
-        <w:t>A city can reuse treated wastewater to water parks during the dry season.</w:t>
-      </w:r>
-    </w:p>
-    <w:p>
-      <w:pPr>
-        <w:numPr>
-          <w:ilvl w:val="0"/>
-          <w:numId w:val="1"/>
-        </w:numPr>
-        <w:ind w:left="0" w:leftChars="0" w:firstLine="0" w:firstLineChars="0"/>
-        <w:rPr>
-          <w:rFonts w:hint="default"/>
-          <w:lang w:val="en-US"/>
-        </w:rPr>
-      </w:pPr>
-      <w:r>
-        <w:rPr>
-          <w:rFonts w:hint="default"/>
-          <w:lang w:val="en-US"/>
-        </w:rPr>
-        <w:t>Environmental education should help students to evaluate the consequences of daily consumer habits.</w:t>
-      </w:r>
-    </w:p>
-    <w:p>
-      <w:pPr>
-        <w:numPr>
-          <w:numId w:val="0"/>
-        </w:numPr>
-        <w:ind w:leftChars="0"/>
-        <w:rPr>
-          <w:rFonts w:hint="default"/>
-          <w:lang w:val="en-US"/>
-        </w:rPr>
-      </w:pPr>
-    </w:p>
-    <w:p>
-      <w:pPr>
-        <w:numPr>
-          <w:numId w:val="0"/>
-        </w:numPr>
-        <w:ind w:leftChars="0"/>
-        <w:rPr>
-          <w:rFonts w:hint="default"/>
-          <w:lang w:val="en-US"/>
-        </w:rPr>
-      </w:pPr>
-    </w:p>
-    <w:p>
-      <w:pPr>
-        <w:numPr>
-          <w:ilvl w:val="0"/>
-          <w:numId w:val="1"/>
-        </w:numPr>
-        <w:ind w:left="0" w:leftChars="0" w:firstLine="0" w:firstLineChars="0"/>
-        <w:rPr>
-          <w:rFonts w:hint="default"/>
-          <w:lang w:val="en-US"/>
-        </w:rPr>
-      </w:pPr>
-      <w:r>
-        <w:rPr>
-          <w:rFonts w:hint="default"/>
-          <w:lang w:val="en-US"/>
-        </w:rPr>
-        <w:t>Although the transition to renewable energy requires a substantial investment, its long-term benefits for public health and energy security can outweigh the initial costs.</w:t>
-      </w:r>
-    </w:p>
-    <w:p>
-      <w:pPr>
-        <w:numPr>
-          <w:ilvl w:val="0"/>
-          <w:numId w:val="1"/>
-        </w:numPr>
-        <w:ind w:left="0" w:leftChars="0" w:firstLine="0" w:firstLineChars="0"/>
-        <w:rPr>
-          <w:rFonts w:hint="default"/>
-          <w:lang w:val="en-US"/>
-        </w:rPr>
-      </w:pPr>
-      <w:r>
-        <w:rPr>
-          <w:rFonts w:hint="default"/>
-          <w:lang w:val="en-US"/>
-        </w:rPr>
-        <w:t>While some people argue that individual choices create a negligible impact, millions of consumption decisions can shape business strategies.</w:t>
-      </w:r>
-    </w:p>
-    <w:p>
-      <w:pPr>
-        <w:numPr>
-          <w:ilvl w:val="0"/>
-          <w:numId w:val="1"/>
-        </w:numPr>
-        <w:ind w:left="0" w:leftChars="0" w:firstLine="0" w:firstLineChars="0"/>
-        <w:rPr>
-          <w:rFonts w:hint="default"/>
-          <w:lang w:val="en-US"/>
-        </w:rPr>
-      </w:pPr>
-      <w:r>
-        <w:rPr>
-          <w:rFonts w:hint="default"/>
-          <w:lang w:val="en-US"/>
-        </w:rPr>
-        <w:t>A reason why deforestation remains prevalent is the short-term profits from land exploitation which are prioritised over the long-term value of forests.</w:t>
-      </w:r>
-    </w:p>
-    <w:p>
-      <w:pPr>
-        <w:numPr>
-          <w:ilvl w:val="0"/>
-          <w:numId w:val="1"/>
-        </w:numPr>
-        <w:ind w:left="0" w:leftChars="0" w:firstLine="0" w:firstLineChars="0"/>
-        <w:rPr>
-          <w:rFonts w:hint="default"/>
-          <w:lang w:val="en-US"/>
-        </w:rPr>
-      </w:pPr>
-      <w:r>
-        <w:rPr>
-          <w:rFonts w:hint="default"/>
-          <w:lang w:val="en-US"/>
-        </w:rPr>
-        <w:t>When wetlands are filled and levelled, coastal communities not only lose breeding ground of ample kinds of animals but also be more easily flooded.</w:t>
-      </w:r>
-    </w:p>
-    <w:p>
-      <w:pPr>
-        <w:numPr>
-          <w:ilvl w:val="0"/>
-          <w:numId w:val="1"/>
-        </w:numPr>
-        <w:ind w:left="0" w:leftChars="0" w:firstLine="0" w:firstLineChars="0"/>
-        <w:rPr>
-          <w:rFonts w:hint="default"/>
-          <w:lang w:val="en-US"/>
-        </w:rPr>
-      </w:pPr>
-      <w:r>
-        <w:rPr>
-          <w:rFonts w:hint="default"/>
-          <w:lang w:val="en-US"/>
-        </w:rPr>
-        <w:t>The government should provide subsidies of green technology only when enterprises can prove that the grant can create measurable emission reduction.</w:t>
-      </w:r>
-    </w:p>
-    <w:p>
-      <w:pPr>
-        <w:numPr>
-          <w:ilvl w:val="0"/>
-          <w:numId w:val="1"/>
-        </w:numPr>
-        <w:ind w:left="0" w:leftChars="0" w:firstLine="0" w:firstLineChars="0"/>
-        <w:rPr>
-          <w:rFonts w:hint="default"/>
-          <w:lang w:val="en-US"/>
-        </w:rPr>
-      </w:pPr>
-      <w:r>
-        <w:rPr>
-          <w:rFonts w:hint="default"/>
-          <w:lang w:val="en-US"/>
-        </w:rPr>
-        <w:t>Compared to expanding road transportation, developing the railway network is often a more sustainable solution for interprovincial trip needs.</w:t>
-      </w:r>
-    </w:p>
-    <w:p>
-      <w:pPr>
-        <w:numPr>
-          <w:ilvl w:val="0"/>
-          <w:numId w:val="1"/>
-        </w:numPr>
-        <w:ind w:left="0" w:leftChars="0" w:firstLine="0" w:firstLineChars="0"/>
-        <w:rPr>
-          <w:rFonts w:hint="default"/>
-          <w:lang w:val="en-US"/>
-        </w:rPr>
-      </w:pPr>
-      <w:r>
-        <w:rPr>
-          <w:rFonts w:hint="default"/>
-          <w:lang w:val="en-US"/>
-        </w:rPr>
-        <w:t>We cannot require developing countries give up growth if wealthy countries do not share clean technology and provide appropriate financial support.</w:t>
-      </w:r>
-    </w:p>
-    <w:p>
-      <w:pPr>
-        <w:numPr>
-          <w:ilvl w:val="0"/>
-          <w:numId w:val="1"/>
-        </w:numPr>
-        <w:ind w:left="0" w:leftChars="0" w:firstLine="0" w:firstLineChars="0"/>
-        <w:rPr>
-          <w:rFonts w:hint="default"/>
-          <w:lang w:val="en-US"/>
-        </w:rPr>
-      </w:pPr>
-      <w:r>
-        <w:rPr>
-          <w:rFonts w:hint="default"/>
-          <w:lang w:val="en-US"/>
-        </w:rPr>
-        <w:t>If an industrial zone shares a wastewater treatment system, the costs of each business can reduce while environmental standards are improved.</w:t>
-      </w:r>
-    </w:p>
-    <w:p>
-      <w:pPr>
-        <w:numPr>
-          <w:ilvl w:val="0"/>
-          <w:numId w:val="1"/>
-        </w:numPr>
-        <w:ind w:left="0" w:leftChars="0" w:firstLine="0" w:firstLineChars="0"/>
-        <w:rPr>
-          <w:rFonts w:hint="default"/>
-          <w:lang w:val="en-US"/>
-        </w:rPr>
-      </w:pPr>
-      <w:r>
-        <w:rPr>
-          <w:rFonts w:hint="default"/>
-          <w:lang w:val="en-US"/>
-        </w:rPr>
-        <w:t>To avoid merely symbolic polices, the regulatory authority needs to disclose data transparently, conduct independent inspection and penalize incorrect reporting.</w:t>
-      </w:r>
-    </w:p>
-    <w:p>
-      <w:pPr>
-        <w:numPr>
-          <w:ilvl w:val="0"/>
-          <w:numId w:val="1"/>
-        </w:numPr>
-        <w:ind w:left="0" w:leftChars="0" w:firstLine="0" w:firstLineChars="0"/>
-        <w:rPr>
-          <w:rFonts w:hint="default"/>
-          <w:lang w:val="en-US"/>
-        </w:rPr>
-      </w:pPr>
-      <w:r>
-        <w:rPr>
-          <w:rFonts w:hint="default"/>
-          <w:lang w:val="en-US"/>
-        </w:rPr>
-        <w:t>Ultimately, a feasible climate strategy must balance among imperative about environment, affordability and development demand.</w:t>
-      </w:r>
-      <w:bookmarkStart w:id="0" w:name="_GoBack"/>
-      <w:bookmarkEnd w:id="0"/>
-    </w:p>
-    <w:p>
-      <w:pPr>
-        <w:numPr>
-          <w:ilvl w:val="0"/>
-          <w:numId w:val="0"/>
-        </w:numPr>
-        <w:ind w:leftChars="0"/>
-      </w:pPr>
-    </w:p>
-    <w:p>
-      <w:pPr>
-        <w:numPr>
-          <w:ilvl w:val="0"/>
-          <w:numId w:val="0"/>
-        </w:numPr>
-        <w:ind w:leftChars="0"/>
-      </w:pPr>
-    </w:p>
-    <w:p>
-      <w:pPr>
-        <w:numPr>
-          <w:ilvl w:val="0"/>
-          <w:numId w:val="0"/>
-        </w:numPr>
-        <w:ind w:leftChars="0"/>
-      </w:pPr>
-    </w:p>
-    <w:p>
-      <w:pPr>
-        <w:numPr>
-          <w:ilvl w:val="0"/>
-          <w:numId w:val="0"/>
-        </w:numPr>
-        <w:rPr>
-          <w:rFonts w:hint="default"/>
-          <w:lang w:val="en-US"/>
-        </w:rPr>
-      </w:pPr>
+        <w:t>Wind energy produces no emissions during operation. Besides, wind power generation varies with the weather, so the power system needs storage capacity.</w:t>
+      </w:r>
     </w:p>
     <w:sectPr>
       <w:pgSz w:w="11906" w:h="16838"/>
@@ -9662,9 +9123,9 @@
 <file path=word/numbering.xml><?xml version="1.0" encoding="utf-8"?>
 <w:numbering xmlns:wpc="http://schemas.microsoft.com/office/word/2010/wordprocessingCanvas" xmlns:mc="http://schemas.openxmlformats.org/markup-compatibility/2006" xmlns:o="urn:schemas-microsoft-com:office:office" xmlns:r="http://schemas.openxmlformats.org/officeDocument/2006/relationships" xmlns:m="http://schemas.openxmlformats.org/officeDocument/2006/math" xmlns:v="urn:schemas-microsoft-com:vml" xmlns:wp14="http://schemas.microsoft.com/office/word/2010/wordprocessingDrawing" xmlns:wp="http://schemas.openxmlformats.org/drawingml/2006/wordprocessingDrawing" xmlns:w10="urn:schemas-microsoft-com:office:word" xmlns:w="http://schemas.openxmlformats.org/wordprocessingml/2006/main" xmlns:w14="http://schemas.microsoft.com/office/word/2010/wordml" xmlns:wpg="http://schemas.microsoft.com/office/word/2010/wordprocessingGroup" xmlns:wpi="http://schemas.microsoft.com/office/word/2010/wordprocessingInk" xmlns:wne="http://schemas.microsoft.com/office/word/2006/wordml" xmlns:wps="http://schemas.microsoft.com/office/word/2010/wordprocessingShape" xmlns:wpsCustomData="http://www.wps.cn/officeDocument/2013/wpsCustomData" mc:Ignorable="w14 wp14">
   <w:abstractNum w:abstractNumId="0">
-    <w:nsid w:val="92652890"/>
+    <w:nsid w:val="5907448F"/>
     <w:multiLevelType w:val="singleLevel"/>
-    <w:tmpl w:val="92652890"/>
+    <w:tmpl w:val="5907448F"/>
     <w:lvl w:ilvl="0" w:tentative="0">
       <w:start w:val="1"/>
       <w:numFmt w:val="decimal"/>
@@ -9673,8 +9134,23 @@
       <w:lvlJc w:val="left"/>
     </w:lvl>
   </w:abstractNum>
+  <w:abstractNum w:abstractNumId="1">
+    <w:nsid w:val="7ABE0953"/>
+    <w:multiLevelType w:val="singleLevel"/>
+    <w:tmpl w:val="7ABE0953"/>
+    <w:lvl w:ilvl="0" w:tentative="0">
+      <w:start w:val="2"/>
+      <w:numFmt w:val="decimal"/>
+      <w:suff w:val="space"/>
+      <w:lvlText w:val="%1."/>
+      <w:lvlJc w:val="left"/>
+    </w:lvl>
+  </w:abstractNum>
   <w:num w:numId="1">
     <w:abstractNumId w:val="0"/>
+  </w:num>
+  <w:num w:numId="2">
+    <w:abstractNumId w:val="1"/>
   </w:num>
 </w:numbering>
 </file>

--- a/Writing/Mistake_Writing.docx
+++ b/Writing/Mistake_Writing.docx
@@ -8978,16 +8978,7 @@
           <w:rFonts w:hint="default"/>
           <w:lang w:val="en-US"/>
         </w:rPr>
-        <w:t>Urban air pollution cannot be addressed simply by requiring citizens to drive less. A large number of people use cars because the bus network is slow, crowded and unreliable. If authorities invest in fast bus routes with reasonable fares, commuters will have a more practical alternative. For instance,  dedicated bus lanes can help buses avoid traffic congestion during peak hours. Therefore, improving public infrastructure should come before measures restricting the use of</w:t>
-      </w:r>
-      <w:bookmarkStart w:id="0" w:name="_GoBack"/>
-      <w:bookmarkEnd w:id="0"/>
-      <w:r>
-        <w:rPr>
-          <w:rFonts w:hint="default"/>
-          <w:lang w:val="en-US"/>
-        </w:rPr>
-        <w:t xml:space="preserve"> private vehicles.</w:t>
+        <w:t>Urban air pollution cannot be addressed simply by requiring citizens to drive less. A large number of people use cars because the bus network is slow, crowded and unreliable. If authorities invest in fast bus routes with reasonable fares, commuters will have a more practical alternative. For instance,  dedicated bus lanes can help buses avoid traffic congestion during peak hours. Therefore, improving public infrastructure should come before measures restricting the use of private vehicles.</w:t>
       </w:r>
     </w:p>
     <w:p>
@@ -9045,7 +9036,7 @@
           <w:rFonts w:hint="default"/>
           <w:lang w:val="en-US"/>
         </w:rPr>
-        <w:t>Many factories use old equipment, but these obsolete equipment consume a substantial amount of energy. Therefore, the government should provide loans for those factories to upgrade them.</w:t>
+        <w:t>Many factories use old equipment consuming a substantial amount of energy. Therefore, the government should provide these factories with loans to upgrade their equipment.</w:t>
       </w:r>
     </w:p>
     <w:p>
@@ -9076,7 +9067,7 @@
           <w:rFonts w:hint="default"/>
           <w:lang w:val="en-US"/>
         </w:rPr>
-        <w:t>Although plastic bags are immensely convenient, they remain in the environment for a long time. Therefore, several countries tax single-use plastic bags heavily.</w:t>
+        <w:t>Although plastic bags are extremely convenient, they persist in the environment for a long time. Therefore, some countries tax single-use plastic bags heavily.</w:t>
       </w:r>
     </w:p>
     <w:p>
@@ -9107,7 +9098,16 @@
           <w:rFonts w:hint="default"/>
           <w:lang w:val="en-US"/>
         </w:rPr>
-        <w:t>Wind energy produces no emissions during operation. Besides, wind power generation varies with the weather, so the power system needs storage capacity.</w:t>
+        <w:t>Wind energy produces no emissions during operation. However</w:t>
+      </w:r>
+      <w:bookmarkStart w:id="0" w:name="_GoBack"/>
+      <w:bookmarkEnd w:id="0"/>
+      <w:r>
+        <w:rPr>
+          <w:rFonts w:hint="default"/>
+          <w:lang w:val="en-US"/>
+        </w:rPr>
+        <w:t>, wind power generation varies with the weather, so the power system needs storage capacity.</w:t>
       </w:r>
     </w:p>
     <w:sectPr>
